--- a/KHBD_Tin_học/Tiền_tiểu_học/Tuần_16/KHBD_Tin_hoc_Tiền_tiểu_học_Tiet15_uong_i_en_kho_bau.docx
+++ b/KHBD_Tin_học/Tiền_tiểu_học/Tuần_16/KHBD_Tin_hoc_Tiền_tiểu_học_Tiet15_uong_i_en_kho_bau.docx
@@ -360,12 +360,12 @@
       </w:pPr>
       <w:r>
         <w:rPr>
-          <w:rFonts w:ascii="Times New Roman" w:hAnsi="Times New Roman" w:eastAsia="Times New Roman"/>
+          <w:rFonts w:ascii="Times New Roman" w:hAnsi="Times New Roman" w:eastAsia="Times New Roman" w:cs="Times New Roman"/>
           <w:b w:val="0"/>
           <w:i w:val="0"/>
           <w:sz w:val="26"/>
         </w:rPr>
-        <w:t>- Miền I. Khai thác dữ liệu và thông tin (thành tố 1.1. Duyệt, tìm kiếm và lọc dữ liệu, thông tin và nội dung số – Bậc 1): Khai thác thông tin số, dữ liệu đa phương tiện an toàn phục vụ bài học. (Đạt được thông qua Hoạt động 2)</w:t>
+        <w:t>- Miền III. Sáng tạo nội dung số (thành tố 3.4. Lập trình – Bậc 1): Liệt kê được các hướng dẫn đơn giản để hệ thống máy tính giải quyết một vấn đề đơn giản hoặc thực hiện một nhiệm vụ đơn giản. (Đạt được thông qua Hoạt động 2, Hoạt động 3).</w:t>
       </w:r>
     </w:p>
     <w:p>
@@ -376,12 +376,12 @@
       </w:pPr>
       <w:r>
         <w:rPr>
-          <w:rFonts w:ascii="Times New Roman" w:hAnsi="Times New Roman" w:eastAsia="Times New Roman"/>
+          <w:rFonts w:ascii="Times New Roman" w:hAnsi="Times New Roman" w:eastAsia="Times New Roman" w:cs="Times New Roman"/>
           <w:b w:val="0"/>
           <w:i w:val="0"/>
           <w:sz w:val="26"/>
         </w:rPr>
-        <w:t>- Miền IV. An toàn (thành tố 4.1. Bảo vệ thiết bị – Bậc 1): Tuân thủ quy tắc an toàn về điện, bảo vệ mắt và giữ vệ sinh thiết bị phòng máy. (Đạt được thông qua Hoạt động 3, Hoạt động 4)</w:t>
+        <w:t>- Miền V. Giải quyết vấn đề (thành tố 5.3. Sử dụng sáng tạo công nghệ số – Bậc 1): Xác định được các công cụ và công nghệ số đơn giản có thể được sử dụng để tạo ra kiến thức và đổi mới quy trình như sản phẩm; Thể hiện được sự quan tâm của cá nhân và tập thể đến quá trình xử lý nhận thức đơn giản để hiểu và giải quyết các vấn đề khái niệm đơn giản và các tình huống có vấn đề trong môi trường số. (Đạt được thông qua Hoạt động 3, Hoạt động 4).</w:t>
       </w:r>
     </w:p>
     <w:p>

--- a/KHBD_Tin_học/Tiền_tiểu_học/Tuần_16/KHBD_Tin_hoc_Tiền_tiểu_học_Tiet15_uong_i_en_kho_bau.docx
+++ b/KHBD_Tin_học/Tiền_tiểu_học/Tuần_16/KHBD_Tin_hoc_Tiền_tiểu_học_Tiet15_uong_i_en_kho_bau.docx
@@ -355,7 +355,7 @@
           <w:i w:val="0"/>
           <w:sz w:val="26"/>
         </w:rPr>
-        <w:t>- NLa (Sử dụng và quản lí các phương tiện ICT): Nhận diện và thao tác đúng các công cụ, phần mềm trong bài Đường đi đến kho báu. (Đạt được thông qua Hoạt động 2)</w:t>
+        <w:t>- NLa (Sử dụng và quản lí các phương tiện ICT): Nhận diện đúng các bộ phận thiết bị, phần cứng và quản lý tệp/thư mục an toàn trong bài Đường đi đến kho báu. (Đạt được thông qua Hoạt động 2)</w:t>
       </w:r>
     </w:p>
     <w:p>
@@ -371,7 +371,7 @@
           <w:i w:val="0"/>
           <w:sz w:val="26"/>
         </w:rPr>
-        <w:t>- NLd (Ứng dụng ICT trong học và tự học): Sử dụng phần mềm tạo sản phẩm số phục vụ học tập. (Đạt được thông qua Hoạt động 3)</w:t>
+        <w:t>- NLd (Ứng dụng ICT trong học và tự học): Tự khám phá và sử dụng các tính năng cơ bản của hệ thống máy tính. (Đạt được thông qua Hoạt động 3)</w:t>
       </w:r>
     </w:p>
     <w:p>
